--- a/flow/20230914_vu_template/В,У - Мінея/09-Вересень/18-__-Євменія.docx
+++ b/flow/20230914_vu_template/В,У - Мінея/09-Вересень/18-__-Євменія.docx
@@ -1265,7 +1265,7 @@
           <w:sz w:val="24"/>
           <w:szCs w:val="24"/>
         </w:rPr>
-        <w:t>Виходить чоловік до свого діла,* і до своєї праці аж до вечора.</w:t>
+        <w:t>Виходить людина до свого діла,* і до своєї праці аж до вечора.</w:t>
       </w:r>
     </w:p>
     <w:p>
@@ -1755,7 +1755,7 @@
           <w:sz w:val="24"/>
           <w:szCs w:val="24"/>
         </w:rPr>
-        <w:t>ас, коли очікуємо милости твоєї, але вислухай, Господи, усі наші спасенні прохання, і вчини нас достойними любити і боятися тебе від усього серця нашого і творити в усьому волю твою. Бо ти є добрий і чоловіколюбний Бог, і тобі славу віддаємо: Отцю, і Сину,</w:t>
+        <w:t>ас, коли очікуємо милости твоєї, але вислухай, Господи, усі наші спасенні прохання, і вчини нас достойними любити і боятися тебе від усього серця нашого і творити в усьому волю твою. Бо ти є добрий і людинолюбний Бог, і тобі славу віддаємо: Отцю, і Сину,</w:t>
       </w:r>
       <w:r>
         <w:rPr>
@@ -1835,7 +1835,7 @@
           <w:sz w:val="24"/>
           <w:szCs w:val="24"/>
         </w:rPr>
-        <w:t>оже, Вседержителю, що знаєш думки людські, що відаєш те, чого ми потребуємо, і багато більше, ніж ми просимо, або розуміємо. Самий ти, чоловіколюбний Царю, у всьому добрий, задовольни нас багатством твоїх ласк, щоб ми непостидною совістю призивали святе ім</w:t>
+        <w:t>оже, Вседержителю, що знаєш думки людські, що відаєш те, чого ми потребуємо, і багато більше, ніж ми просимо, або розуміємо. Самий ти, людинолюбний Царю, у всьому добрий, задовольни нас багатством твоїх ласк, щоб ми непостидною совістю призивали святе ім</w:t>
       </w:r>
       <w:r>
         <w:rPr>
@@ -1887,7 +1887,7 @@
           <w:sz w:val="24"/>
           <w:szCs w:val="24"/>
         </w:rPr>
-        <w:t>вань, благодаттю Святого твого Духа, − милістю, щедротами і чоловіколюб'ям єдинородного Сина твого, з яким і ти є благословенний, з пресвятим, добрим і животворящим твоїм Духом, нині і повсякчас, і на віки віків. Амінь.</w:t>
+        <w:t>вань, благодаттю Святого твого Духа, − милістю, щедротами і людинолюб'ям єдинородного Сина твого, з яким і ти є благословенний, з пресвятим, добрим і животворящим твоїм Духом, нині і повсякчас, і на віки віків. Амінь.</w:t>
       </w:r>
     </w:p>
     <w:p>
@@ -1931,7 +1931,7 @@
           <w:sz w:val="24"/>
           <w:szCs w:val="24"/>
         </w:rPr>
-        <w:t>ого і доброго, і чоловіколюбного Бога нашого. Бо ти Бог наш і тобі славу віддаємо: Отцю, і Сину, і Святому Духові, нині і повсякчас, і на віки віків. Амінь.</w:t>
+        <w:t>ого і доброго, і людинолюбного Бога нашого. Бо ти Бог наш і тобі славу віддаємо: Отцю, і Сину, і Святому Духові, нині і повсякчас, і на віки віків. Амінь.</w:t>
       </w:r>
     </w:p>
     <w:p>
@@ -1975,7 +1975,7 @@
           <w:sz w:val="24"/>
           <w:szCs w:val="24"/>
         </w:rPr>
-        <w:t>. Направ, Чоловіколюбче, молитву нашу, немов кадило, перед тобою і прийми її, як благовонний запах. Дай нам мирний цей вечір і близьку вже ніч; зодягни нас у броню світла; визволь нас від нічного страху і всякої речі, що в темряві з'являється, і дай сон, щ</w:t>
+        <w:t>. Направ, Людинолюбче, молитву нашу, немов кадило, перед тобою і прийми її, як благовонний запах. Дай нам мирний цей вечір і близьку вже ніч; зодягни нас у броню світла; визволь нас від нічного страху і всякої речі, що в темряві з'являється, і дай сон, щ</w:t>
       </w:r>
       <w:r>
         <w:rPr>
@@ -1991,7 +1991,7 @@
           <w:sz w:val="24"/>
           <w:szCs w:val="24"/>
         </w:rPr>
-        <w:t xml:space="preserve"> звеличування твоєї доброти, приносячи твоєму милосердю молитви і моління, за наші і всіх твоїх людей провини. Відвідай їх задля молитов святої Богородиці. Бо ти є добрий і чоловіколюбний </w:t>
+        <w:t xml:space="preserve"> звеличування твоєї доброти, приносячи твоєму милосердю молитви і моління, за наші і всіх твоїх людей провини. Відвідай їх задля молитов святої Богородиці. Бо ти є добрий і людинолюбний </w:t>
       </w:r>
       <w:r>
         <w:rPr>
@@ -9637,7 +9637,7 @@
           <w:szCs w:val="24"/>
           <w:u w:val="single"/>
         </w:rPr>
-        <w:t xml:space="preserve">принести тобі вечірнє славослов'я. Направ, Чоловіколюбче, молитву нашу, немов кадило, перед тобою і прийми її, як благовонний запах. Дай нам мирний цей вечір і близьку вже ніч; зодягни нас у броню світла; визволь нас від нічного страху і всякої речі, що в </w:t>
+        <w:t xml:space="preserve">принести тобі вечірнє славослов'я. Направ, Людинолюбче, молитву нашу, немов кадило, перед тобою і прийми її, як благовонний запах. Дай нам мирний цей вечір і близьку вже ніч; зодягни нас у броню світла; визволь нас від нічного страху і всякої речі, що в </w:t>
       </w:r>
       <w:r>
         <w:rPr>
@@ -9928,7 +9928,7 @@
           <w:sz w:val="24"/>
           <w:szCs w:val="24"/>
         </w:rPr>
-        <w:t xml:space="preserve"> Господи, Боже наш, що прихилив небо і зійшов на спасіння людського роду! Зглянься на слуг твоїх і на спадкоємство твоє, бо перед тобою, страшним і чоловіколюбним Суддею, слуги твої схилили свої голови і зігнули свої шиї, не від людей очік</w:t>
+        <w:t xml:space="preserve"> Господи, Боже наш, що прихилив небо і зійшов на спасіння людського роду! Зглянься на слуг твоїх і на спадкоємство твоє, бо перед тобою, страшним і людинолюбним Суддею, слуги твої схилили свої голови і зігнули свої шиї, не від людей очік</w:t>
       </w:r>
       <w:r>
         <w:rPr>
@@ -11816,7 +11816,7 @@
           <w:sz w:val="24"/>
           <w:szCs w:val="24"/>
         </w:rPr>
-        <w:t>, і всіх святих, помилує і спасе нас, як благий і чоловіколюбець.</w:t>
+        <w:t>, і всіх святих, помилує і спасе нас, як благий і людинолюбний.</w:t>
       </w:r>
     </w:p>
     <w:p>
@@ -13367,7 +13367,7 @@
           <w:sz w:val="24"/>
           <w:szCs w:val="24"/>
         </w:rPr>
-        <w:t>Мене залічено до тих, що сходять у яму.* Я став як чоловік, що допомоги не має.</w:t>
+        <w:t>Мене залічено до тих, що сходять у яму.* Я став як людина, що допомоги не має.</w:t>
       </w:r>
     </w:p>
     <w:p>
@@ -15049,7 +15049,7 @@
           <w:sz w:val="24"/>
           <w:szCs w:val="24"/>
         </w:rPr>
-        <w:t xml:space="preserve">к Добрий і Чоловіколюбець, аж до останнього нашого віддиху появляти тобі жертву справедливости й приноси на святих твоїх жертовниках, милістю і ласками і чоловіколюб'ям єдинородного Сина твого, з яким ти є благословенний з пресвятим, добрим і животворящим </w:t>
+        <w:t xml:space="preserve">к Добрий і Людинолюбець, аж до останнього нашого віддиху появляти тобі жертву справедливости й приноси на святих твоїх жертовниках, милістю і ласками і людинолюб'ям єдинородного Сина твого, з яким ти є благословенний з пресвятим, добрим і животворящим </w:t>
       </w:r>
       <w:r>
         <w:rPr>
@@ -17058,7 +17058,7 @@
           <w:sz w:val="24"/>
           <w:szCs w:val="24"/>
         </w:rPr>
-        <w:t xml:space="preserve"> Дереву хреста твого поклоняємось, Чоловіколюбче,* бо на ньому ти – Життя всіх, розп'явся і відчинив, Спасе, рай розбійникові,* що з вірою до тебе звернувся* і сподобився вічного блаженства, коли закликав:* Згадай мене, Господи!* Прийми і нас, як і його, щ</w:t>
+        <w:t xml:space="preserve"> Дереву хреста твого поклоняємось, Людинолюбче,* бо на ньому ти – Життя всіх, розп'явся і відчинив, Спасе, рай розбійникові,* що з вірою до тебе звернувся* і сподобився вічного блаженства, коли закликав:* Згадай мене, Господи!* Прийми і нас, як і його, щ</w:t>
       </w:r>
       <w:r>
         <w:rPr>
@@ -17429,7 +17429,7 @@
           <w:sz w:val="24"/>
           <w:szCs w:val="24"/>
         </w:rPr>
-        <w:t>Бо Ти благий і Чоловіколюбець Бог єси і Тобі славу возсилаємо Отцю, і Сину, і Святому Духові</w:t>
+        <w:t>Бо Ти благий і Людинолюбець Бог єси і Тобі славу возсилаємо Отцю, і Сину, і Святому Духові</w:t>
       </w:r>
       <w:r>
         <w:rPr>
@@ -18094,7 +18094,7 @@
           <w:szCs w:val="24"/>
           <w:u w:val="single"/>
         </w:rPr>
-        <w:t>рий і Чоловіколюбець, аж до останнього нашого віддиху появляти тобі жертву справедливости й приноси на святих твоїх жертовниках, милістю і ласками і чоловіколюб'ям єдинородного Сина твого, з яким ти є благословенний з пресвятим, добрим і животворящим твоїм</w:t>
+        <w:t>рий і Людинолюбець, аж до останнього нашого віддиху появляти тобі жертву справедливости й приноси на святих твоїх жертовниках, милістю і ласками і людинолюб'ям єдинородного Сина твого, з яким ти є благословенний з пресвятим, добрим і животворящим твоїм</w:t>
       </w:r>
       <w:r>
         <w:rPr>
@@ -23527,7 +23527,7 @@
           <w:sz w:val="24"/>
           <w:szCs w:val="24"/>
         </w:rPr>
-        <w:t>ня! Перед тобою схилили ми голови, душі й тіла, і молимося до тебе, Святий святих: Простягни руку твою невидиму від святого житла твого і благослови всіх нас; а якщо ми де в чому згрішили добровільно чи недобровільно, як добрий і чоловіколюбний Бог, прости</w:t>
+        <w:t>ня! Перед тобою схилили ми голови, душі й тіла, і молимося до тебе, Святий святих: Простягни руку твою невидиму від святого житла твого і благослови всіх нас; а якщо ми де в чому згрішили добровільно чи недобровільно, як добрий і людинолюбний Бог, прости</w:t>
       </w:r>
       <w:r>
         <w:rPr>
@@ -24991,7 +24991,7 @@
           <w:sz w:val="24"/>
           <w:szCs w:val="24"/>
         </w:rPr>
-        <w:t>, і всіх святих, помилує і спасе нас, як благий і чоловіколюбець.</w:t>
+        <w:t>, і всіх святих, помилує і спасе нас, як благий і людинолюбний.</w:t>
       </w:r>
     </w:p>
     <w:p>
